--- a/images/Curriculum_Vitae3_DilniAbeyrathne.docx
+++ b/images/Curriculum_Vitae3_DilniAbeyrathne.docx
@@ -637,12 +637,6 @@
         <w:tblStyle w:val="TableGrid"/>
         <w:tblW w:w="10517" w:type="dxa"/>
         <w:tblInd w:w="0" w:type="dxa"/>
-        <w:tblCellMar>
-          <w:top w:w="0" w:type="dxa"/>
-          <w:left w:w="0" w:type="dxa"/>
-          <w:bottom w:w="0" w:type="dxa"/>
-          <w:right w:w="0" w:type="dxa"/>
-        </w:tblCellMar>
         <w:tblLook w:val="04A0" w:firstRow="1" w:lastRow="0" w:firstColumn="1" w:lastColumn="0" w:noHBand="0" w:noVBand="1"/>
       </w:tblPr>
       <w:tblGrid>
@@ -650,14 +644,6 @@
         <w:gridCol w:w="9436"/>
       </w:tblGrid>
       <w:tr>
-        <w:tblPrEx>
-          <w:tblCellMar>
-            <w:top w:w="0" w:type="dxa"/>
-            <w:left w:w="0" w:type="dxa"/>
-            <w:bottom w:w="0" w:type="dxa"/>
-            <w:right w:w="0" w:type="dxa"/>
-          </w:tblCellMar>
-        </w:tblPrEx>
         <w:trPr>
           <w:trHeight w:val="239"/>
         </w:trPr>
@@ -675,13 +661,7 @@
               <w:rPr>
                 <w:b/>
               </w:rPr>
-              <w:t>M</w:t>
-            </w:r>
-            <w:r>
-              <w:rPr>
-                <w:b/>
-              </w:rPr>
-              <w:t xml:space="preserve">A </w:t>
+              <w:t xml:space="preserve">MA </w:t>
             </w:r>
           </w:p>
         </w:tc>
@@ -698,25 +678,13 @@
               <w:rPr>
                 <w:b/>
               </w:rPr>
-              <w:t xml:space="preserve">University of Kentucky | College of Arts &amp; Sciences | </w:t>
+              <w:t>University of Kentucky | College of Arts &amp; Sciences | Department of Geography                         May 202</w:t>
             </w:r>
             <w:r>
               <w:rPr>
                 <w:b/>
               </w:rPr>
-              <w:t>Department of Geography</w:t>
-            </w:r>
-            <w:r>
-              <w:rPr>
-                <w:b/>
-              </w:rPr>
-              <w:t xml:space="preserve">                         May 202</w:t>
-            </w:r>
-            <w:r>
-              <w:rPr>
-                <w:b/>
-              </w:rPr>
-              <w:t>5</w:t>
+              <w:t>6</w:t>
             </w:r>
             <w:r>
               <w:rPr>
@@ -731,14 +699,6 @@
         </w:tc>
       </w:tr>
       <w:tr>
-        <w:tblPrEx>
-          <w:tblCellMar>
-            <w:top w:w="0" w:type="dxa"/>
-            <w:left w:w="0" w:type="dxa"/>
-            <w:bottom w:w="0" w:type="dxa"/>
-            <w:right w:w="0" w:type="dxa"/>
-          </w:tblCellMar>
-        </w:tblPrEx>
         <w:trPr>
           <w:trHeight w:val="243"/>
         </w:trPr>
@@ -768,23 +728,18 @@
               <w:jc w:val="left"/>
             </w:pPr>
             <w:r>
-              <w:t>Geography (with New Maps Plus certificate)</w:t>
+              <w:t xml:space="preserve">Geography (with </w:t>
             </w:r>
             <w:r>
-              <w:t xml:space="preserve"> </w:t>
+              <w:t xml:space="preserve">Digital Mapping graduate </w:t>
+            </w:r>
+            <w:r>
+              <w:t xml:space="preserve">certificate) </w:t>
             </w:r>
           </w:p>
         </w:tc>
       </w:tr>
       <w:tr>
-        <w:tblPrEx>
-          <w:tblCellMar>
-            <w:top w:w="0" w:type="dxa"/>
-            <w:left w:w="0" w:type="dxa"/>
-            <w:bottom w:w="0" w:type="dxa"/>
-            <w:right w:w="0" w:type="dxa"/>
-          </w:tblCellMar>
-        </w:tblPrEx>
         <w:trPr>
           <w:trHeight w:val="240"/>
         </w:trPr>
@@ -814,23 +769,12 @@
               <w:jc w:val="left"/>
             </w:pPr>
             <w:r>
-              <w:t>G</w:t>
-            </w:r>
-            <w:r>
-              <w:t>PA: 4.0</w:t>
+              <w:t>GPA: 4.0</w:t>
             </w:r>
           </w:p>
         </w:tc>
       </w:tr>
       <w:tr>
-        <w:tblPrEx>
-          <w:tblCellMar>
-            <w:top w:w="0" w:type="dxa"/>
-            <w:left w:w="0" w:type="dxa"/>
-            <w:bottom w:w="0" w:type="dxa"/>
-            <w:right w:w="0" w:type="dxa"/>
-          </w:tblCellMar>
-        </w:tblPrEx>
         <w:trPr>
           <w:trHeight w:val="485"/>
         </w:trPr>
@@ -898,14 +842,6 @@
         </w:tc>
       </w:tr>
       <w:tr>
-        <w:tblPrEx>
-          <w:tblCellMar>
-            <w:top w:w="0" w:type="dxa"/>
-            <w:left w:w="0" w:type="dxa"/>
-            <w:bottom w:w="0" w:type="dxa"/>
-            <w:right w:w="0" w:type="dxa"/>
-          </w:tblCellMar>
-        </w:tblPrEx>
         <w:trPr>
           <w:trHeight w:val="239"/>
         </w:trPr>
@@ -955,14 +891,6 @@
         </w:tc>
       </w:tr>
       <w:tr>
-        <w:tblPrEx>
-          <w:tblCellMar>
-            <w:top w:w="0" w:type="dxa"/>
-            <w:left w:w="0" w:type="dxa"/>
-            <w:bottom w:w="0" w:type="dxa"/>
-            <w:right w:w="0" w:type="dxa"/>
-          </w:tblCellMar>
-        </w:tblPrEx>
         <w:trPr>
           <w:trHeight w:val="243"/>
         </w:trPr>
@@ -1016,14 +944,6 @@
         </w:tc>
       </w:tr>
       <w:tr>
-        <w:tblPrEx>
-          <w:tblCellMar>
-            <w:top w:w="0" w:type="dxa"/>
-            <w:left w:w="0" w:type="dxa"/>
-            <w:bottom w:w="0" w:type="dxa"/>
-            <w:right w:w="0" w:type="dxa"/>
-          </w:tblCellMar>
-        </w:tblPrEx>
         <w:trPr>
           <w:trHeight w:val="240"/>
         </w:trPr>
@@ -1071,14 +991,6 @@
         </w:tc>
       </w:tr>
       <w:tr>
-        <w:tblPrEx>
-          <w:tblCellMar>
-            <w:top w:w="0" w:type="dxa"/>
-            <w:left w:w="0" w:type="dxa"/>
-            <w:bottom w:w="0" w:type="dxa"/>
-            <w:right w:w="0" w:type="dxa"/>
-          </w:tblCellMar>
-        </w:tblPrEx>
         <w:trPr>
           <w:trHeight w:val="485"/>
         </w:trPr>
@@ -1152,14 +1064,6 @@
         </w:tc>
       </w:tr>
       <w:tr>
-        <w:tblPrEx>
-          <w:tblCellMar>
-            <w:top w:w="0" w:type="dxa"/>
-            <w:left w:w="0" w:type="dxa"/>
-            <w:bottom w:w="0" w:type="dxa"/>
-            <w:right w:w="0" w:type="dxa"/>
-          </w:tblCellMar>
-        </w:tblPrEx>
         <w:trPr>
           <w:trHeight w:val="240"/>
         </w:trPr>
@@ -1209,14 +1113,6 @@
         </w:tc>
       </w:tr>
       <w:tr>
-        <w:tblPrEx>
-          <w:tblCellMar>
-            <w:top w:w="0" w:type="dxa"/>
-            <w:left w:w="0" w:type="dxa"/>
-            <w:bottom w:w="0" w:type="dxa"/>
-            <w:right w:w="0" w:type="dxa"/>
-          </w:tblCellMar>
-        </w:tblPrEx>
         <w:trPr>
           <w:trHeight w:val="240"/>
         </w:trPr>
@@ -1273,14 +1169,6 @@
         </w:tc>
       </w:tr>
       <w:tr>
-        <w:tblPrEx>
-          <w:tblCellMar>
-            <w:top w:w="0" w:type="dxa"/>
-            <w:left w:w="0" w:type="dxa"/>
-            <w:bottom w:w="0" w:type="dxa"/>
-            <w:right w:w="0" w:type="dxa"/>
-          </w:tblCellMar>
-        </w:tblPrEx>
         <w:trPr>
           <w:trHeight w:val="243"/>
         </w:trPr>
@@ -1328,14 +1216,6 @@
         </w:tc>
       </w:tr>
       <w:tr>
-        <w:tblPrEx>
-          <w:tblCellMar>
-            <w:top w:w="0" w:type="dxa"/>
-            <w:left w:w="0" w:type="dxa"/>
-            <w:bottom w:w="0" w:type="dxa"/>
-            <w:right w:w="0" w:type="dxa"/>
-          </w:tblCellMar>
-        </w:tblPrEx>
         <w:trPr>
           <w:trHeight w:val="483"/>
         </w:trPr>
@@ -1409,14 +1289,6 @@
         </w:tc>
       </w:tr>
       <w:tr>
-        <w:tblPrEx>
-          <w:tblCellMar>
-            <w:top w:w="0" w:type="dxa"/>
-            <w:left w:w="0" w:type="dxa"/>
-            <w:bottom w:w="0" w:type="dxa"/>
-            <w:right w:w="0" w:type="dxa"/>
-          </w:tblCellMar>
-        </w:tblPrEx>
         <w:trPr>
           <w:trHeight w:val="243"/>
         </w:trPr>
@@ -1466,14 +1338,6 @@
         </w:tc>
       </w:tr>
       <w:tr>
-        <w:tblPrEx>
-          <w:tblCellMar>
-            <w:top w:w="0" w:type="dxa"/>
-            <w:left w:w="0" w:type="dxa"/>
-            <w:bottom w:w="0" w:type="dxa"/>
-            <w:right w:w="0" w:type="dxa"/>
-          </w:tblCellMar>
-        </w:tblPrEx>
         <w:trPr>
           <w:trHeight w:val="243"/>
         </w:trPr>
@@ -1530,14 +1394,6 @@
         </w:tc>
       </w:tr>
       <w:tr>
-        <w:tblPrEx>
-          <w:tblCellMar>
-            <w:top w:w="0" w:type="dxa"/>
-            <w:left w:w="0" w:type="dxa"/>
-            <w:bottom w:w="0" w:type="dxa"/>
-            <w:right w:w="0" w:type="dxa"/>
-          </w:tblCellMar>
-        </w:tblPrEx>
         <w:trPr>
           <w:trHeight w:val="240"/>
         </w:trPr>
@@ -1585,14 +1441,6 @@
         </w:tc>
       </w:tr>
       <w:tr>
-        <w:tblPrEx>
-          <w:tblCellMar>
-            <w:top w:w="0" w:type="dxa"/>
-            <w:left w:w="0" w:type="dxa"/>
-            <w:bottom w:w="0" w:type="dxa"/>
-            <w:right w:w="0" w:type="dxa"/>
-          </w:tblCellMar>
-        </w:tblPrEx>
         <w:trPr>
           <w:trHeight w:val="518"/>
         </w:trPr>
@@ -2158,15 +2006,7 @@
         <w:ind w:left="355"/>
       </w:pPr>
       <w:r>
-        <w:t xml:space="preserve">Awarded for a GPA of 3.6 or higher and </w:t>
-      </w:r>
-      <w:proofErr w:type="gramStart"/>
-      <w:r>
-        <w:t>at having</w:t>
-      </w:r>
-      <w:proofErr w:type="gramEnd"/>
-      <w:r>
-        <w:t xml:space="preserve"> least 12 credit hours of coursework taken per semester </w:t>
+        <w:t xml:space="preserve">Awarded for a GPA of 3.6 or higher and at having least 12 credit hours of coursework taken per semester </w:t>
       </w:r>
     </w:p>
     <w:p>
@@ -2199,15 +2039,7 @@
         <w:ind w:left="355"/>
       </w:pPr>
       <w:r>
-        <w:t xml:space="preserve">Highest merit-based full-tuition scholarship awarded to incoming undergraduates for the length of their degree. Highly competitive and selective with only 20-25 incoming </w:t>
-      </w:r>
-      <w:proofErr w:type="gramStart"/>
-      <w:r>
-        <w:t>freshman</w:t>
-      </w:r>
-      <w:proofErr w:type="gramEnd"/>
-      <w:r>
-        <w:t xml:space="preserve"> receiving the award per year </w:t>
+        <w:t xml:space="preserve">Highest merit-based full-tuition scholarship awarded to incoming undergraduates for the length of their degree. Highly competitive and selective with only 20-25 incoming freshman receiving the award per year </w:t>
       </w:r>
     </w:p>
     <w:p>
@@ -2394,6 +2226,94 @@
         <w:pStyle w:val="Heading2"/>
         <w:ind w:left="355"/>
       </w:pPr>
+      <w:r>
+        <w:t xml:space="preserve">Cartography Commission                                                                                                                       </w:t>
+      </w:r>
+      <w:r>
+        <w:t>May - June</w:t>
+      </w:r>
+      <w:r>
+        <w:t xml:space="preserve"> 202</w:t>
+      </w:r>
+      <w:r>
+        <w:t>5</w:t>
+      </w:r>
+      <w:r>
+        <w:rPr>
+          <w:b w:val="0"/>
+        </w:rPr>
+        <w:t xml:space="preserve">  </w:t>
+      </w:r>
+    </w:p>
+    <w:p>
+      <w:pPr>
+        <w:ind w:left="355"/>
+      </w:pPr>
+      <w:r>
+        <w:t>University of Wisconsin-Madison</w:t>
+      </w:r>
+      <w:r>
+        <w:t xml:space="preserve"> </w:t>
+      </w:r>
+    </w:p>
+    <w:p>
+      <w:pPr>
+        <w:ind w:left="355"/>
+      </w:pPr>
+      <w:r>
+        <w:rPr>
+          <w:u w:val="single" w:color="000000"/>
+        </w:rPr>
+        <w:t>Role:</w:t>
+      </w:r>
+      <w:r>
+        <w:t xml:space="preserve"> Cartographer </w:t>
+      </w:r>
+    </w:p>
+    <w:p>
+      <w:pPr>
+        <w:ind w:left="355"/>
+      </w:pPr>
+      <w:r>
+        <w:rPr>
+          <w:u w:val="single" w:color="000000"/>
+        </w:rPr>
+        <w:t>Commissioner:</w:t>
+      </w:r>
+      <w:r>
+        <w:t xml:space="preserve"> Dr. </w:t>
+      </w:r>
+      <w:r>
+        <w:t>Pablo F. Gómez</w:t>
+      </w:r>
+    </w:p>
+    <w:p>
+      <w:pPr>
+        <w:numPr>
+          <w:ilvl w:val="0"/>
+          <w:numId w:val="5"/>
+        </w:numPr>
+        <w:ind w:hanging="361"/>
+        <w:jc w:val="left"/>
+      </w:pPr>
+      <w:r>
+        <w:t xml:space="preserve">Designed </w:t>
+      </w:r>
+      <w:r>
+        <w:t>a stylized map visualizing historical cities and notable landmarks for an upcoming publication</w:t>
+      </w:r>
+    </w:p>
+    <w:p>
+      <w:pPr>
+        <w:pStyle w:val="Heading2"/>
+        <w:ind w:left="355"/>
+      </w:pPr>
+    </w:p>
+    <w:p>
+      <w:pPr>
+        <w:pStyle w:val="Heading2"/>
+        <w:ind w:left="355"/>
+      </w:pPr>
       <w:proofErr w:type="spellStart"/>
       <w:r>
         <w:t>Mapshop</w:t>
@@ -2578,15 +2498,7 @@
         <w:ind w:hanging="361"/>
       </w:pPr>
       <w:r>
-        <w:t xml:space="preserve">Conducted independent study analyzing the perception of </w:t>
-      </w:r>
-      <w:proofErr w:type="gramStart"/>
-      <w:r>
-        <w:t>the nature</w:t>
-      </w:r>
-      <w:proofErr w:type="gramEnd"/>
-      <w:r>
-        <w:t xml:space="preserve"> as an entity or place and as related to restoration ecologies through the lens of two actors: local Appalachians and those beyond Appalachia </w:t>
+        <w:t xml:space="preserve">Conducted independent study analyzing the perception of the nature as an entity or place and as related to restoration ecologies through the lens of two actors: local Appalachians and those beyond Appalachia </w:t>
       </w:r>
     </w:p>
     <w:p>
@@ -2667,15 +2579,7 @@
         <w:ind w:hanging="361"/>
       </w:pPr>
       <w:r>
-        <w:t xml:space="preserve">Conducted independent study analyzing the perception of </w:t>
-      </w:r>
-      <w:proofErr w:type="gramStart"/>
-      <w:r>
-        <w:t>the nature</w:t>
-      </w:r>
-      <w:proofErr w:type="gramEnd"/>
-      <w:r>
-        <w:t xml:space="preserve"> as an entity or place and as related to restoration ecologies through the lens of two actors: local Appalachians and those beyond Appalachia </w:t>
+        <w:t xml:space="preserve">Conducted independent study analyzing the perception of the nature as an entity or place and as related to restoration ecologies through the lens of two actors: local Appalachians and those beyond Appalachia </w:t>
       </w:r>
     </w:p>
     <w:p>
@@ -2764,6 +2668,7 @@
         <w:ind w:hanging="361"/>
       </w:pPr>
       <w:r>
+        <w:lastRenderedPageBreak/>
         <w:t xml:space="preserve">Made 20+ maps illustrating incidents of lynching, demographics changes in the black population, sundown towns, and night riders in Kentucky </w:t>
       </w:r>
     </w:p>
@@ -2840,7 +2745,6 @@
         <w:rPr>
           <w:u w:val="single" w:color="000000"/>
         </w:rPr>
-        <w:lastRenderedPageBreak/>
         <w:t>Role:</w:t>
       </w:r>
       <w:r>
@@ -3004,32 +2908,13 @@
         <w:ind w:left="355"/>
       </w:pPr>
       <w:r>
-        <w:t>Summer Research Undergraduate Fellowship (</w:t>
-      </w:r>
-      <w:proofErr w:type="gramStart"/>
-      <w:r>
-        <w:t xml:space="preserve">SURF)   </w:t>
-      </w:r>
-      <w:proofErr w:type="gramEnd"/>
-      <w:r>
-        <w:t xml:space="preserve">                                                      May 2022 – August </w:t>
-      </w:r>
-      <w:proofErr w:type="gramStart"/>
-      <w:r>
-        <w:t>2022</w:t>
+        <w:t>Summer Research Undergraduate Fellowship (SURF)                                                         May 2022 – August 2022</w:t>
       </w:r>
       <w:r>
         <w:rPr>
           <w:b w:val="0"/>
         </w:rPr>
-        <w:t xml:space="preserve">  University</w:t>
-      </w:r>
-      <w:proofErr w:type="gramEnd"/>
-      <w:r>
-        <w:rPr>
-          <w:b w:val="0"/>
-        </w:rPr>
-        <w:t xml:space="preserve"> of Kentucky </w:t>
+        <w:t xml:space="preserve">  University of Kentucky </w:t>
       </w:r>
     </w:p>
     <w:p>
@@ -3278,15 +3163,7 @@
       </w:r>
       <w:proofErr w:type="spellEnd"/>
       <w:r>
-        <w:t xml:space="preserve"> as a method to </w:t>
-      </w:r>
-      <w:proofErr w:type="gramStart"/>
-      <w:r>
-        <w:t>pasturing</w:t>
-      </w:r>
-      <w:proofErr w:type="gramEnd"/>
-      <w:r>
-        <w:t xml:space="preserve"> livestock </w:t>
+        <w:t xml:space="preserve"> as a method to pasturing livestock </w:t>
       </w:r>
     </w:p>
     <w:p>
@@ -3415,6 +3292,7 @@
         <w:ind w:hanging="361"/>
       </w:pPr>
       <w:r>
+        <w:lastRenderedPageBreak/>
         <w:t xml:space="preserve">Map published in: Senanayake, N. (2021) </w:t>
       </w:r>
       <w:proofErr w:type="spellStart"/>
@@ -3680,7 +3558,6 @@
         <w:rPr>
           <w:b/>
         </w:rPr>
-        <w:lastRenderedPageBreak/>
         <w:t xml:space="preserve"> </w:t>
       </w:r>
     </w:p>
@@ -3722,23 +3599,7 @@
         <w:ind w:hanging="361"/>
       </w:pPr>
       <w:r>
-        <w:t xml:space="preserve">Community </w:t>
-      </w:r>
-      <w:proofErr w:type="gramStart"/>
-      <w:r>
-        <w:t>organization focused</w:t>
-      </w:r>
-      <w:proofErr w:type="gramEnd"/>
-      <w:r>
-        <w:t xml:space="preserve"> on environmental </w:t>
-      </w:r>
-      <w:proofErr w:type="gramStart"/>
-      <w:r>
-        <w:t>sustainability</w:t>
-      </w:r>
-      <w:proofErr w:type="gramEnd"/>
-      <w:r>
-        <w:t xml:space="preserve"> activism and outreach </w:t>
+        <w:t xml:space="preserve">Community organization focused on environmental sustainability activism and outreach </w:t>
       </w:r>
     </w:p>
     <w:p>
@@ -3997,13 +3858,8 @@
         <w:spacing w:after="32"/>
         <w:ind w:left="355"/>
       </w:pPr>
-      <w:proofErr w:type="spellStart"/>
-      <w:r>
-        <w:t>Philharmonia</w:t>
-      </w:r>
-      <w:proofErr w:type="spellEnd"/>
-      <w:r>
-        <w:t xml:space="preserve"> Orchestra, </w:t>
+      <w:r>
+        <w:t xml:space="preserve">Philharmonia Orchestra, </w:t>
       </w:r>
       <w:r>
         <w:rPr>
@@ -4368,7 +4224,10 @@
         <w:t xml:space="preserve">Spanish &amp; Korean: </w:t>
       </w:r>
       <w:r>
-        <w:t xml:space="preserve">intermediate &amp; novice in all areas, respectively </w:t>
+        <w:t>novice</w:t>
+      </w:r>
+      <w:r>
+        <w:t xml:space="preserve"> in all areas</w:t>
       </w:r>
     </w:p>
     <w:p>
@@ -4542,10 +4401,17 @@
         <w:rPr>
           <w:b/>
         </w:rPr>
+        <w:lastRenderedPageBreak/>
         <w:t xml:space="preserve">Interests: </w:t>
       </w:r>
       <w:r>
-        <w:t xml:space="preserve">environmental science, sustainability, human-nature relations, environmental thought and understanding, environmental justice, critical/feminist/post-humanist geographies, political ecology, connections between epistemology/ideology and environmental management </w:t>
+        <w:t>environmental science, sustainability, human-nature relations, environmental thought and understanding, environmental justice, critical/feminist/post-humanist geographies, political ecology, connections between epistemology/ideology and environmental management</w:t>
+      </w:r>
+      <w:r>
+        <w:t>, artistic cartography (blending art and spatial relations)</w:t>
+      </w:r>
+      <w:r>
+        <w:t xml:space="preserve"> </w:t>
       </w:r>
     </w:p>
     <w:p>
@@ -4724,7 +4590,6 @@
         <w:rPr>
           <w:sz w:val="24"/>
         </w:rPr>
-        <w:lastRenderedPageBreak/>
         <w:t xml:space="preserve"> </w:t>
       </w:r>
     </w:p>
@@ -4739,13 +4604,10 @@
         <w:t xml:space="preserve">Reading: </w:t>
       </w:r>
       <w:r>
-        <w:t>avid reader of fiction, non-fiction, and academic books</w:t>
-      </w:r>
-      <w:r>
-        <w:rPr>
-          <w:b/>
-        </w:rPr>
-        <w:t xml:space="preserve"> </w:t>
+        <w:t xml:space="preserve">avid reader of fiction, non-fiction, and academic </w:t>
+      </w:r>
+      <w:r>
+        <w:t>works</w:t>
       </w:r>
     </w:p>
     <w:p>
